--- a/Test Plan Template/Test Plan - Template.docx
+++ b/Test Plan Template/Test Plan - Template.docx
@@ -24,7 +24,7 @@
           <w:color w:val="9900ff"/>
           <w:rtl w:val="0"/>
         </w:rPr>
-        <w:t xml:space="preserve">Test Plan (VWO.com)</w:t>
+        <w:t xml:space="preserve">Test Plan (XSM)</w:t>
       </w:r>
       <w:r>
         <w:rPr>
@@ -1291,7 +1291,7 @@
         <w:rPr>
           <w:rtl w:val="0"/>
         </w:rPr>
-        <w:t xml:space="preserve">In this document of the Test Plan for the VWO application, A/B test anything &amp; measure its impact everywhere</w:t>
+        <w:t xml:space="preserve">In this document of the Test Plan for the XSM application, covering service management workflows including Change, Incident and Service Request handling</w:t>
       </w:r>
     </w:p>
     <w:p>
@@ -1558,7 +1558,7 @@
         <w:rPr>
           <w:rtl w:val="0"/>
         </w:rPr>
-        <w:t xml:space="preserve">The features and functionality of VWO.com that will be tested, such as the user interface, checkout process, search functionality, and mobile compatibility.</w:t>
+        <w:t xml:space="preserve">The features and functionality of XSM that will be tested, such as the user interface, change management workflows, incident handling, approval routing, and cross-browser compatibility.</w:t>
       </w:r>
     </w:p>
     <w:p>
@@ -2690,7 +2690,7 @@
                 <w:highlight w:val="yellow"/>
                 <w:rtl w:val="0"/>
               </w:rPr>
-              <w:t xml:space="preserve">qa.vwo.com</w:t>
+              <w:t xml:space="preserve">https://xsmtest.dryice-aws.com/</w:t>
             </w:r>
           </w:p>
         </w:tc>
@@ -2778,7 +2778,7 @@
                 <w:highlight w:val="yellow"/>
                 <w:rtl w:val="0"/>
               </w:rPr>
-              <w:t xml:space="preserve">preprod.vwo.com</w:t>
+              <w:t xml:space="preserve">https://xsmtest.dryice-aws.com/</w:t>
             </w:r>
           </w:p>
         </w:tc>
@@ -2866,7 +2866,7 @@
                 <w:highlight w:val="yellow"/>
                 <w:rtl w:val="0"/>
               </w:rPr>
-              <w:t xml:space="preserve">uat.vwo.com</w:t>
+              <w:t xml:space="preserve">https://xsmtest.dryice-aws.com/</w:t>
             </w:r>
           </w:p>
         </w:tc>
@@ -2954,7 +2954,7 @@
                 <w:highlight w:val="yellow"/>
                 <w:rtl w:val="0"/>
               </w:rPr>
-              <w:t xml:space="preserve">app.vwo.com</w:t>
+              <w:t xml:space="preserve">https://xsmtest.dryice-aws.com/</w:t>
             </w:r>
           </w:p>
         </w:tc>
@@ -3430,7 +3430,7 @@
               <w:rPr>
                 <w:rtl w:val="0"/>
               </w:rPr>
-              <w:t xml:space="preserve">Devesh</w:t>
+              <w:t xml:space="preserve">TBD</w:t>
             </w:r>
           </w:p>
         </w:tc>
@@ -3486,7 +3486,7 @@
               <w:rPr>
                 <w:rtl w:val="0"/>
               </w:rPr>
-              <w:t xml:space="preserve">Sonal</w:t>
+              <w:t xml:space="preserve">TBD</w:t>
             </w:r>
           </w:p>
         </w:tc>
@@ -3542,7 +3542,7 @@
               <w:rPr>
                 <w:rtl w:val="0"/>
               </w:rPr>
-              <w:t xml:space="preserve">Prajeeth</w:t>
+              <w:t xml:space="preserve">TBD</w:t>
             </w:r>
           </w:p>
         </w:tc>
